--- a/FINAL_REPORT.docx
+++ b/FINAL_REPORT.docx
@@ -46,7 +46,7 @@
     </w:p>
     <w:p>
       <w:r>
-        <w:t>Final commit SHA: 7540223 (and updated on submission branch)</w:t>
+        <w:t>Final commit SHA: 8301f502c3a897cacc0cfd8f0d0693766be2c179</w:t>
       </w:r>
     </w:p>
     <w:p>
